--- a/Lections/Lection SQL/SQL.docx
+++ b/Lections/Lection SQL/SQL.docx
@@ -43,6 +43,10 @@
     </w:p>
     <w:p>
       <w:r>
+        <w:rPr>
+          <w:noProof/>
+          <w:lang w:eastAsia="ru-RU"/>
+        </w:rPr>
         <w:drawing>
           <wp:inline distT="0" distB="0" distL="0" distR="0" wp14:anchorId="2F9716B6" wp14:editId="4C9013CD">
             <wp:extent cx="4876800" cy="3076575"/>
@@ -1301,6 +1305,209 @@
       </w:pPr>
     </w:p>
     <w:p>
+      <w:r>
+        <w:rPr>
+          <w:lang w:val="en-US"/>
+        </w:rPr>
+        <w:t>Entities</w:t>
+      </w:r>
+      <w:r>
+        <w:t>:</w:t>
+      </w:r>
+    </w:p>
+    <w:p>
+      <w:r>
+        <w:t>Класс помечается аннотацией</w:t>
+      </w:r>
+    </w:p>
+    <w:p>
+      <w:r>
+        <w:t>@</w:t>
+      </w:r>
+      <w:proofErr w:type="spellStart"/>
+      <w:r>
+        <w:t>Entity</w:t>
+      </w:r>
+      <w:proofErr w:type="spellEnd"/>
+      <w:r>
+        <w:t>("</w:t>
+      </w:r>
+      <w:proofErr w:type="spellStart"/>
+      <w:r>
+        <w:t>players</w:t>
+      </w:r>
+      <w:proofErr w:type="spellEnd"/>
+      <w:r>
+        <w:t>")</w:t>
+      </w:r>
+    </w:p>
+    <w:p>
+      <w:r>
+        <w:t xml:space="preserve">Для свойств используется аннотации для указания информации для </w:t>
+      </w:r>
+      <w:proofErr w:type="spellStart"/>
+      <w:r>
+        <w:t>бд</w:t>
+      </w:r>
+      <w:proofErr w:type="spellEnd"/>
+    </w:p>
+    <w:p>
+      <w:r>
+        <w:t xml:space="preserve">Свойство – первичный ключ с </w:t>
+      </w:r>
+      <w:proofErr w:type="spellStart"/>
+      <w:r>
+        <w:t>автогенерацией</w:t>
+      </w:r>
+      <w:proofErr w:type="spellEnd"/>
+    </w:p>
+    <w:p>
+      <w:r>
+        <w:t>@</w:t>
+      </w:r>
+      <w:proofErr w:type="spellStart"/>
+      <w:r>
+        <w:t>PrimaryKey</w:t>
+      </w:r>
+      <w:proofErr w:type="spellEnd"/>
+      <w:r>
+        <w:t>(</w:t>
+      </w:r>
+      <w:proofErr w:type="spellStart"/>
+      <w:r>
+        <w:t>true</w:t>
+      </w:r>
+      <w:proofErr w:type="spellEnd"/>
+      <w:r>
+        <w:t>)</w:t>
+      </w:r>
+    </w:p>
+    <w:p>
+      <w:r>
+        <w:t xml:space="preserve">Не допускает </w:t>
+      </w:r>
+      <w:r>
+        <w:rPr>
+          <w:lang w:val="en-US"/>
+        </w:rPr>
+        <w:t>Null</w:t>
+      </w:r>
+    </w:p>
+    <w:p>
+      <w:r>
+        <w:t>@</w:t>
+      </w:r>
+      <w:proofErr w:type="spellStart"/>
+      <w:r>
+        <w:t>NonNull</w:t>
+      </w:r>
+      <w:proofErr w:type="spellEnd"/>
+    </w:p>
+    <w:p>
+      <w:r>
+        <w:t xml:space="preserve">Для указания </w:t>
+      </w:r>
+      <w:proofErr w:type="spellStart"/>
+      <w:r>
+        <w:t>доп</w:t>
+      </w:r>
+      <w:proofErr w:type="spellEnd"/>
+      <w:r>
+        <w:t xml:space="preserve"> информации о столбце</w:t>
+      </w:r>
+    </w:p>
+    <w:p>
+      <w:r>
+        <w:t>@</w:t>
+      </w:r>
+      <w:proofErr w:type="spellStart"/>
+      <w:r>
+        <w:t>ColumnInfo</w:t>
+      </w:r>
+      <w:proofErr w:type="spellEnd"/>
+      <w:r>
+        <w:t>("</w:t>
+      </w:r>
+      <w:proofErr w:type="spellStart"/>
+      <w:r>
+        <w:t>playerId</w:t>
+      </w:r>
+      <w:proofErr w:type="spellEnd"/>
+      <w:r>
+        <w:t>")</w:t>
+      </w:r>
+    </w:p>
+    <w:p>
+      <w:r>
+        <w:t xml:space="preserve">Свойство не хранится в </w:t>
+      </w:r>
+      <w:proofErr w:type="spellStart"/>
+      <w:r>
+        <w:t>бд</w:t>
+      </w:r>
+      <w:proofErr w:type="spellEnd"/>
+    </w:p>
+    <w:p>
+      <w:r>
+        <w:t>@</w:t>
+      </w:r>
+      <w:proofErr w:type="spellStart"/>
+      <w:r>
+        <w:t>Ignore</w:t>
+      </w:r>
+      <w:proofErr w:type="spellEnd"/>
+    </w:p>
+    <w:p/>
+    <w:p>
+      <w:r>
+        <w:rPr>
+          <w:lang w:val="en-US"/>
+        </w:rPr>
+        <w:t>Dao</w:t>
+      </w:r>
+      <w:r>
+        <w:t>:</w:t>
+      </w:r>
+    </w:p>
+    <w:p>
+      <w:r>
+        <w:t>Интерфейс помечается атрибутом</w:t>
+      </w:r>
+    </w:p>
+    <w:p>
+      <w:r>
+        <w:t>@</w:t>
+      </w:r>
+      <w:r>
+        <w:rPr>
+          <w:lang w:val="en-US"/>
+        </w:rPr>
+        <w:t>Dao</w:t>
+      </w:r>
+    </w:p>
+    <w:p>
+      <w:r>
+        <w:t xml:space="preserve">Для функций в </w:t>
+      </w:r>
+      <w:r>
+        <w:rPr>
+          <w:lang w:val="en-US"/>
+        </w:rPr>
+        <w:t>Dao</w:t>
+      </w:r>
+      <w:r>
+        <w:t xml:space="preserve"> </w:t>
+      </w:r>
+      <w:r>
+        <w:t>используются аннотации для генерации запросов БД</w:t>
+      </w:r>
+    </w:p>
+    <w:p>
+      <w:r>
+        <w:t>Произвольный запрос:</w:t>
+      </w:r>
+    </w:p>
+    <w:p>
       <w:pPr>
         <w:rPr>
           <w:lang w:val="en-US"/>
@@ -1310,85 +1517,82 @@
         <w:rPr>
           <w:lang w:val="en-US"/>
         </w:rPr>
-        <w:t>Entities:</w:t>
-      </w:r>
-    </w:p>
-    <w:p>
-      <w:r>
-        <w:t>Класс помечается аннотацией</w:t>
-      </w:r>
-    </w:p>
-    <w:p>
-      <w:r>
         <w:t>@</w:t>
       </w:r>
-      <w:proofErr w:type="spellStart"/>
-      <w:r>
-        <w:t>Entity</w:t>
-      </w:r>
-      <w:proofErr w:type="spellEnd"/>
-      <w:r>
-        <w:t>("</w:t>
-      </w:r>
-      <w:proofErr w:type="spellStart"/>
-      <w:r>
-        <w:t>players</w:t>
-      </w:r>
-      <w:proofErr w:type="spellEnd"/>
-      <w:r>
-        <w:t>")</w:t>
-      </w:r>
-    </w:p>
-    <w:p>
-      <w:r>
-        <w:t xml:space="preserve">Для свойств используется аннотации для указания информации для </w:t>
-      </w:r>
-      <w:proofErr w:type="spellStart"/>
-      <w:r>
-        <w:t>бд</w:t>
-      </w:r>
-      <w:proofErr w:type="spellEnd"/>
-    </w:p>
-    <w:p>
-      <w:r>
-        <w:t xml:space="preserve">Свойство – первичный ключ с </w:t>
-      </w:r>
-      <w:proofErr w:type="spellStart"/>
-      <w:r>
-        <w:t>автогенерацией</w:t>
-      </w:r>
-      <w:proofErr w:type="spellEnd"/>
-    </w:p>
-    <w:p>
-      <w:r>
+      <w:proofErr w:type="gramStart"/>
+      <w:r>
+        <w:rPr>
+          <w:lang w:val="en-US"/>
+        </w:rPr>
+        <w:t>Query(</w:t>
+      </w:r>
+      <w:proofErr w:type="gramEnd"/>
+      <w:r>
+        <w:rPr>
+          <w:lang w:val="en-US"/>
+        </w:rPr>
+        <w:t>"SELECT * FROM players")</w:t>
+      </w:r>
+    </w:p>
+    <w:p>
+      <w:pPr>
+        <w:rPr>
+          <w:lang w:val="en-US"/>
+        </w:rPr>
+      </w:pPr>
+      <w:r>
+        <w:rPr>
+          <w:lang w:val="en-US"/>
+        </w:rPr>
         <w:t>@</w:t>
       </w:r>
-      <w:proofErr w:type="spellStart"/>
-      <w:r>
-        <w:t>PrimaryKey</w:t>
-      </w:r>
-      <w:proofErr w:type="spellEnd"/>
-      <w:r>
-        <w:t>(</w:t>
-      </w:r>
-      <w:proofErr w:type="spellStart"/>
-      <w:r>
-        <w:t>true</w:t>
-      </w:r>
-      <w:proofErr w:type="spellEnd"/>
-      <w:r>
-        <w:t>)</w:t>
-      </w:r>
-    </w:p>
-    <w:p>
-      <w:r>
-        <w:t xml:space="preserve">Не допускает </w:t>
-      </w:r>
-      <w:r>
-        <w:rPr>
-          <w:lang w:val="en-US"/>
-        </w:rPr>
-        <w:t>Null</w:t>
+      <w:proofErr w:type="gramStart"/>
+      <w:r>
+        <w:rPr>
+          <w:lang w:val="en-US"/>
+        </w:rPr>
+        <w:t>Query(</w:t>
+      </w:r>
+      <w:proofErr w:type="gramEnd"/>
+      <w:r>
+        <w:rPr>
+          <w:lang w:val="en-US"/>
+        </w:rPr>
+        <w:t xml:space="preserve">"DELETE FROM players WHERE </w:t>
+      </w:r>
+      <w:proofErr w:type="spellStart"/>
+      <w:r>
+        <w:rPr>
+          <w:lang w:val="en-US"/>
+        </w:rPr>
+        <w:t>playerId</w:t>
+      </w:r>
+      <w:proofErr w:type="spellEnd"/>
+      <w:r>
+        <w:rPr>
+          <w:lang w:val="en-US"/>
+        </w:rPr>
+        <w:t xml:space="preserve"> = :id")</w:t>
+      </w:r>
+    </w:p>
+    <w:p>
+      <w:r>
+        <w:t xml:space="preserve">Для передачи в запрос параметра </w:t>
+      </w:r>
+      <w:proofErr w:type="gramStart"/>
+      <w:r>
+        <w:t>используется :</w:t>
+      </w:r>
+      <w:proofErr w:type="spellStart"/>
+      <w:r>
+        <w:t>имяПараметра</w:t>
+      </w:r>
+      <w:proofErr w:type="spellEnd"/>
+      <w:proofErr w:type="gramEnd"/>
+    </w:p>
+    <w:p>
+      <w:r>
+        <w:t>Вставка</w:t>
       </w:r>
     </w:p>
     <w:p>
@@ -1397,21 +1601,13 @@
       </w:r>
       <w:proofErr w:type="spellStart"/>
       <w:r>
-        <w:t>NonNull</w:t>
-      </w:r>
-      <w:proofErr w:type="spellEnd"/>
-    </w:p>
-    <w:p>
-      <w:r>
-        <w:t xml:space="preserve">Для указания </w:t>
-      </w:r>
-      <w:proofErr w:type="spellStart"/>
-      <w:r>
-        <w:t>доп</w:t>
-      </w:r>
-      <w:proofErr w:type="spellEnd"/>
-      <w:r>
-        <w:t xml:space="preserve"> информации о столбце</w:t>
+        <w:t>Insert</w:t>
+      </w:r>
+      <w:proofErr w:type="spellEnd"/>
+    </w:p>
+    <w:p>
+      <w:r>
+        <w:t>Обновление</w:t>
       </w:r>
     </w:p>
     <w:p>
@@ -1420,19 +1616,48 @@
       </w:r>
       <w:proofErr w:type="spellStart"/>
       <w:r>
-        <w:t>ColumnInfo</w:t>
-      </w:r>
-      <w:proofErr w:type="spellEnd"/>
-      <w:r>
-        <w:t>("</w:t>
-      </w:r>
-      <w:proofErr w:type="spellStart"/>
-      <w:r>
-        <w:t>playerId</w:t>
-      </w:r>
-      <w:proofErr w:type="spellEnd"/>
-      <w:r>
-        <w:t>")</w:t>
+        <w:t>Update</w:t>
+      </w:r>
+      <w:proofErr w:type="spellEnd"/>
+    </w:p>
+    <w:p>
+      <w:r>
+        <w:t>Удаление</w:t>
+      </w:r>
+    </w:p>
+    <w:p>
+      <w:r>
+        <w:t>@</w:t>
+      </w:r>
+      <w:proofErr w:type="spellStart"/>
+      <w:r>
+        <w:t>Delete</w:t>
+      </w:r>
+      <w:proofErr w:type="spellEnd"/>
+    </w:p>
+    <w:p>
+      <w:r>
+        <w:t xml:space="preserve">Для получения пользователей из БД и отслеживания изменений используется </w:t>
+      </w:r>
+      <w:proofErr w:type="spellStart"/>
+      <w:r>
+        <w:rPr>
+          <w:lang w:val="en-US"/>
+        </w:rPr>
+        <w:t>LiveData</w:t>
+      </w:r>
+      <w:proofErr w:type="spellEnd"/>
+      <w:r>
+        <w:t xml:space="preserve"> </w:t>
+      </w:r>
+      <w:r>
+        <w:t>–</w:t>
+      </w:r>
+      <w:r>
+        <w:t xml:space="preserve"> </w:t>
+      </w:r>
+      <w:r>
+        <w:t>специальный объект, реализующий паттерн Наблюдатель</w:t>
       </w:r>
     </w:p>
     <w:p>
@@ -1441,212 +1666,142 @@
           <w:lang w:val="en-US"/>
         </w:rPr>
       </w:pPr>
-      <w:r>
-        <w:t xml:space="preserve">Свойство не хранится в </w:t>
-      </w:r>
-      <w:proofErr w:type="spellStart"/>
-      <w:r>
-        <w:t>бд</w:t>
-      </w:r>
-      <w:proofErr w:type="spellEnd"/>
-    </w:p>
-    <w:p>
-      <w:r>
-        <w:t>@</w:t>
-      </w:r>
-      <w:proofErr w:type="spellStart"/>
-      <w:r>
-        <w:t>Ignore</w:t>
-      </w:r>
-      <w:proofErr w:type="spellEnd"/>
-    </w:p>
-    <w:p/>
+      <w:proofErr w:type="spellStart"/>
+      <w:r>
+        <w:rPr>
+          <w:lang w:val="en-US"/>
+        </w:rPr>
+        <w:t>val</w:t>
+      </w:r>
+      <w:proofErr w:type="spellEnd"/>
+      <w:r>
+        <w:rPr>
+          <w:lang w:val="en-US"/>
+        </w:rPr>
+        <w:t xml:space="preserve"> </w:t>
+      </w:r>
+      <w:proofErr w:type="spellStart"/>
+      <w:r>
+        <w:rPr>
+          <w:lang w:val="en-US"/>
+        </w:rPr>
+        <w:t>playerList</w:t>
+      </w:r>
+      <w:proofErr w:type="spellEnd"/>
+      <w:r>
+        <w:rPr>
+          <w:lang w:val="en-US"/>
+        </w:rPr>
+        <w:t xml:space="preserve">: </w:t>
+      </w:r>
+      <w:proofErr w:type="spellStart"/>
+      <w:r>
+        <w:rPr>
+          <w:lang w:val="en-US"/>
+        </w:rPr>
+        <w:t>LiveData</w:t>
+      </w:r>
+      <w:proofErr w:type="spellEnd"/>
+      <w:r>
+        <w:rPr>
+          <w:lang w:val="en-US"/>
+        </w:rPr>
+        <w:t xml:space="preserve">&lt;List&lt;Player&gt;&gt; = </w:t>
+      </w:r>
+      <w:proofErr w:type="spellStart"/>
+      <w:r>
+        <w:rPr>
+          <w:lang w:val="en-US"/>
+        </w:rPr>
+        <w:t>playerDao.getPlayers</w:t>
+      </w:r>
+      <w:proofErr w:type="spellEnd"/>
+      <w:r>
+        <w:rPr>
+          <w:lang w:val="en-US"/>
+        </w:rPr>
+        <w:t>()</w:t>
+      </w:r>
+    </w:p>
     <w:p>
       <w:pPr>
         <w:rPr>
           <w:lang w:val="en-US"/>
         </w:rPr>
       </w:pPr>
-      <w:r>
-        <w:rPr>
-          <w:lang w:val="en-US"/>
-        </w:rPr>
-        <w:t>Dao:</w:t>
-      </w:r>
-    </w:p>
-    <w:p>
-      <w:r>
-        <w:t>Интерфейс помечается атрибутом</w:t>
-      </w:r>
-    </w:p>
-    <w:p>
-      <w:pPr>
-        <w:rPr>
-          <w:lang w:val="en-US"/>
-        </w:rPr>
-      </w:pPr>
-      <w:r>
-        <w:rPr>
-          <w:lang w:val="en-US"/>
-        </w:rPr>
-        <w:t>@Dao</w:t>
-      </w:r>
-    </w:p>
-    <w:p>
-      <w:r>
-        <w:t xml:space="preserve">Для функций в </w:t>
-      </w:r>
-      <w:r>
-        <w:rPr>
-          <w:lang w:val="en-US"/>
-        </w:rPr>
-        <w:t>Dao</w:t>
-      </w:r>
-      <w:r>
-        <w:t xml:space="preserve"> </w:t>
-      </w:r>
-      <w:r>
-        <w:t>используются аннотации для генерации запросов БД</w:t>
-      </w:r>
-    </w:p>
-    <w:p>
-      <w:r>
-        <w:t>Произвольный запрос:</w:t>
-      </w:r>
-    </w:p>
-    <w:p>
-      <w:r>
-        <w:t>@</w:t>
-      </w:r>
-      <w:proofErr w:type="spellStart"/>
-      <w:proofErr w:type="gramStart"/>
-      <w:r>
-        <w:t>Query</w:t>
-      </w:r>
-      <w:proofErr w:type="spellEnd"/>
-      <w:r>
-        <w:t>(</w:t>
-      </w:r>
-      <w:proofErr w:type="gramEnd"/>
-      <w:r>
-        <w:t xml:space="preserve">"SELECT * FROM </w:t>
-      </w:r>
-      <w:proofErr w:type="spellStart"/>
-      <w:r>
-        <w:t>players</w:t>
-      </w:r>
-      <w:proofErr w:type="spellEnd"/>
-      <w:r>
-        <w:t>")</w:t>
-      </w:r>
-    </w:p>
-    <w:p>
-      <w:pPr>
-        <w:rPr>
-          <w:lang w:val="en-US"/>
-        </w:rPr>
-      </w:pPr>
-      <w:r>
-        <w:rPr>
-          <w:lang w:val="en-US"/>
-        </w:rPr>
-        <w:t>@</w:t>
-      </w:r>
-      <w:proofErr w:type="gramStart"/>
-      <w:r>
-        <w:rPr>
-          <w:lang w:val="en-US"/>
-        </w:rPr>
-        <w:t>Query(</w:t>
-      </w:r>
-      <w:proofErr w:type="gramEnd"/>
-      <w:r>
-        <w:rPr>
-          <w:lang w:val="en-US"/>
-        </w:rPr>
-        <w:t xml:space="preserve">"DELETE FROM players WHERE </w:t>
-      </w:r>
-      <w:proofErr w:type="spellStart"/>
-      <w:r>
-        <w:rPr>
-          <w:lang w:val="en-US"/>
-        </w:rPr>
-        <w:t>playerId</w:t>
-      </w:r>
-      <w:proofErr w:type="spellEnd"/>
-      <w:r>
-        <w:rPr>
-          <w:lang w:val="en-US"/>
-        </w:rPr>
-        <w:t xml:space="preserve"> = :id")</w:t>
-      </w:r>
-    </w:p>
-    <w:p>
-      <w:pPr>
-        <w:rPr>
-          <w:lang w:val="en-US"/>
-        </w:rPr>
-      </w:pPr>
-      <w:r>
-        <w:t xml:space="preserve">Для передачи в запрос параметра </w:t>
-      </w:r>
-      <w:proofErr w:type="gramStart"/>
-      <w:r>
-        <w:t>используется :</w:t>
-      </w:r>
-      <w:proofErr w:type="spellStart"/>
-      <w:r>
-        <w:t>имяПараметра</w:t>
-      </w:r>
       <w:bookmarkStart w:id="0" w:name="_GoBack"/>
       <w:bookmarkEnd w:id="0"/>
+    </w:p>
+    <w:p>
+      <w:r>
+        <w:lastRenderedPageBreak/>
+        <w:t xml:space="preserve">Для привязки данных из </w:t>
+      </w:r>
+      <w:proofErr w:type="spellStart"/>
+      <w:r>
+        <w:rPr>
+          <w:lang w:val="en-US"/>
+        </w:rPr>
+        <w:t>LiveData</w:t>
+      </w:r>
+      <w:proofErr w:type="spellEnd"/>
+      <w:r>
+        <w:t xml:space="preserve"> </w:t>
+      </w:r>
+      <w:r>
+        <w:t>необходимо преобразовать её в состояние</w:t>
+      </w:r>
+    </w:p>
+    <w:p>
+      <w:pPr>
+        <w:rPr>
+          <w:lang w:val="en-US"/>
+        </w:rPr>
+      </w:pPr>
+      <w:proofErr w:type="spellStart"/>
+      <w:r>
+        <w:rPr>
+          <w:lang w:val="en-US"/>
+        </w:rPr>
+        <w:t>val</w:t>
+      </w:r>
+      <w:proofErr w:type="spellEnd"/>
+      <w:r>
+        <w:rPr>
+          <w:lang w:val="en-US"/>
+        </w:rPr>
+        <w:t xml:space="preserve"> players by </w:t>
+      </w:r>
+      <w:proofErr w:type="spellStart"/>
+      <w:proofErr w:type="gramStart"/>
+      <w:r>
+        <w:rPr>
+          <w:lang w:val="en-US"/>
+        </w:rPr>
+        <w:t>vm.playerList.observeAsState</w:t>
+      </w:r>
       <w:proofErr w:type="spellEnd"/>
       <w:proofErr w:type="gramEnd"/>
-    </w:p>
-    <w:p>
-      <w:r>
-        <w:t>Вставка</w:t>
-      </w:r>
-    </w:p>
-    <w:p>
-      <w:r>
-        <w:t>@</w:t>
-      </w:r>
-      <w:proofErr w:type="spellStart"/>
-      <w:r>
-        <w:t>Insert</w:t>
-      </w:r>
-      <w:proofErr w:type="spellEnd"/>
-    </w:p>
-    <w:p>
-      <w:r>
-        <w:t>Обновление</w:t>
-      </w:r>
-    </w:p>
-    <w:p>
-      <w:r>
-        <w:t>@</w:t>
-      </w:r>
-      <w:proofErr w:type="spellStart"/>
-      <w:r>
-        <w:t>Update</w:t>
-      </w:r>
-      <w:proofErr w:type="spellEnd"/>
-    </w:p>
-    <w:p>
-      <w:r>
-        <w:t>Удаление</w:t>
-      </w:r>
-    </w:p>
-    <w:p>
-      <w:r>
-        <w:t>@</w:t>
-      </w:r>
-      <w:proofErr w:type="spellStart"/>
-      <w:r>
-        <w:t>Delete</w:t>
-      </w:r>
-      <w:proofErr w:type="spellEnd"/>
+      <w:r>
+        <w:rPr>
+          <w:lang w:val="en-US"/>
+        </w:rPr>
+        <w:t>(</w:t>
+      </w:r>
+      <w:proofErr w:type="spellStart"/>
+      <w:r>
+        <w:rPr>
+          <w:lang w:val="en-US"/>
+        </w:rPr>
+        <w:t>listOf</w:t>
+      </w:r>
+      <w:proofErr w:type="spellEnd"/>
+      <w:r>
+        <w:rPr>
+          <w:lang w:val="en-US"/>
+        </w:rPr>
+        <w:t>())</w:t>
+      </w:r>
     </w:p>
     <w:sectPr>
       <w:pgSz w:w="11906" w:h="16838"/>

--- a/Lections/Lection SQL/SQL.docx
+++ b/Lections/Lection SQL/SQL.docx
@@ -1729,78 +1729,785 @@
           <w:lang w:val="en-US"/>
         </w:rPr>
       </w:pPr>
+    </w:p>
+    <w:p>
+      <w:r>
+        <w:lastRenderedPageBreak/>
+        <w:t xml:space="preserve">Для привязки данных из </w:t>
+      </w:r>
+      <w:proofErr w:type="spellStart"/>
+      <w:r>
+        <w:rPr>
+          <w:lang w:val="en-US"/>
+        </w:rPr>
+        <w:t>LiveData</w:t>
+      </w:r>
+      <w:proofErr w:type="spellEnd"/>
+      <w:r>
+        <w:t xml:space="preserve"> </w:t>
+      </w:r>
+      <w:r>
+        <w:t>необходимо преобразовать её в состояние</w:t>
+      </w:r>
+    </w:p>
+    <w:p>
+      <w:pPr>
+        <w:rPr>
+          <w:lang w:val="en-US"/>
+        </w:rPr>
+      </w:pPr>
+      <w:proofErr w:type="spellStart"/>
+      <w:r>
+        <w:rPr>
+          <w:lang w:val="en-US"/>
+        </w:rPr>
+        <w:t>val</w:t>
+      </w:r>
+      <w:proofErr w:type="spellEnd"/>
+      <w:r>
+        <w:rPr>
+          <w:lang w:val="en-US"/>
+        </w:rPr>
+        <w:t xml:space="preserve"> players by </w:t>
+      </w:r>
+      <w:proofErr w:type="spellStart"/>
+      <w:proofErr w:type="gramStart"/>
+      <w:r>
+        <w:rPr>
+          <w:lang w:val="en-US"/>
+        </w:rPr>
+        <w:t>vm.playerList.observeAsState</w:t>
+      </w:r>
+      <w:proofErr w:type="spellEnd"/>
+      <w:proofErr w:type="gramEnd"/>
+      <w:r>
+        <w:rPr>
+          <w:lang w:val="en-US"/>
+        </w:rPr>
+        <w:t>(</w:t>
+      </w:r>
+      <w:proofErr w:type="spellStart"/>
+      <w:r>
+        <w:rPr>
+          <w:lang w:val="en-US"/>
+        </w:rPr>
+        <w:t>listOf</w:t>
+      </w:r>
+      <w:proofErr w:type="spellEnd"/>
+      <w:r>
+        <w:rPr>
+          <w:lang w:val="en-US"/>
+        </w:rPr>
+        <w:t>())</w:t>
+      </w:r>
+    </w:p>
+    <w:p>
+      <w:pPr>
+        <w:pStyle w:val="2"/>
+      </w:pPr>
+      <w:proofErr w:type="spellStart"/>
+      <w:r>
+        <w:rPr>
+          <w:lang w:val="en-US"/>
+        </w:rPr>
+        <w:t>SQLiteOpenHelper</w:t>
+      </w:r>
+      <w:proofErr w:type="spellEnd"/>
+    </w:p>
+    <w:p>
+      <w:r>
+        <w:t xml:space="preserve">Встроенный класс, предоставляющий интерфейс для работы с базой данных </w:t>
+      </w:r>
+      <w:r>
+        <w:rPr>
+          <w:lang w:val="en-US"/>
+        </w:rPr>
+        <w:t>SQLite</w:t>
+      </w:r>
+      <w:r>
+        <w:t>.</w:t>
+      </w:r>
+    </w:p>
+    <w:p>
+      <w:pPr>
+        <w:rPr>
+          <w:lang w:val="en-US"/>
+        </w:rPr>
+      </w:pPr>
+      <w:r>
+        <w:rPr>
+          <w:lang w:val="en-US"/>
+        </w:rPr>
+        <w:t>cl</w:t>
+      </w:r>
+      <w:r>
+        <w:rPr>
+          <w:lang w:val="en-US"/>
+        </w:rPr>
+        <w:t xml:space="preserve">ass </w:t>
+      </w:r>
+      <w:proofErr w:type="spellStart"/>
+      <w:proofErr w:type="gramStart"/>
+      <w:r>
+        <w:rPr>
+          <w:lang w:val="en-US"/>
+        </w:rPr>
+        <w:t>DbHandler</w:t>
+      </w:r>
+      <w:proofErr w:type="spellEnd"/>
+      <w:r>
+        <w:rPr>
+          <w:lang w:val="en-US"/>
+        </w:rPr>
+        <w:t>(</w:t>
+      </w:r>
+      <w:proofErr w:type="gramEnd"/>
+      <w:r>
+        <w:rPr>
+          <w:lang w:val="en-US"/>
+        </w:rPr>
+        <w:t xml:space="preserve">context: Context) </w:t>
+      </w:r>
+      <w:r>
+        <w:rPr>
+          <w:lang w:val="en-US"/>
+        </w:rPr>
+        <w:t xml:space="preserve">: </w:t>
+      </w:r>
+      <w:proofErr w:type="spellStart"/>
+      <w:r>
+        <w:rPr>
+          <w:lang w:val="en-US"/>
+        </w:rPr>
+        <w:t>SQLiteOpenHelper</w:t>
+      </w:r>
+      <w:proofErr w:type="spellEnd"/>
+      <w:r>
+        <w:rPr>
+          <w:lang w:val="en-US"/>
+        </w:rPr>
+        <w:t>(context, DB_NAME, null, DB_VERSION) {</w:t>
+      </w:r>
+      <w:r>
+        <w:rPr>
+          <w:lang w:val="en-US"/>
+        </w:rPr>
+        <w:t>}</w:t>
+      </w:r>
+    </w:p>
+    <w:p>
+      <w:pPr>
+        <w:rPr>
+          <w:lang w:val="en-US"/>
+        </w:rPr>
+      </w:pPr>
+    </w:p>
+    <w:p>
+      <w:r>
+        <w:t xml:space="preserve">Необходимо переопределить методы </w:t>
+      </w:r>
+      <w:proofErr w:type="spellStart"/>
+      <w:r>
+        <w:rPr>
+          <w:lang w:val="en-US"/>
+        </w:rPr>
+        <w:t>onCreate</w:t>
+      </w:r>
+      <w:proofErr w:type="spellEnd"/>
+      <w:r>
+        <w:t>, где выполнить скрипт для создания таблиц,</w:t>
+      </w:r>
+      <w:r>
+        <w:t xml:space="preserve"> </w:t>
+      </w:r>
+      <w:r>
+        <w:t xml:space="preserve">и </w:t>
+      </w:r>
+      <w:proofErr w:type="spellStart"/>
+      <w:r>
+        <w:rPr>
+          <w:lang w:val="en-US"/>
+        </w:rPr>
+        <w:t>onUpgrade</w:t>
+      </w:r>
+      <w:proofErr w:type="spellEnd"/>
+      <w:r>
+        <w:t>, где выполнить скрипт для удаления и пересоздания таблиц.</w:t>
+      </w:r>
+    </w:p>
+    <w:p>
+      <w:proofErr w:type="spellStart"/>
+      <w:proofErr w:type="gramStart"/>
+      <w:r>
+        <w:rPr>
+          <w:lang w:val="en-US"/>
+        </w:rPr>
+        <w:t>db</w:t>
+      </w:r>
+      <w:proofErr w:type="spellEnd"/>
+      <w:r>
+        <w:t>.</w:t>
+      </w:r>
+      <w:proofErr w:type="spellStart"/>
+      <w:r>
+        <w:rPr>
+          <w:lang w:val="en-US"/>
+        </w:rPr>
+        <w:t>execSQL</w:t>
+      </w:r>
+      <w:proofErr w:type="spellEnd"/>
+      <w:proofErr w:type="gramEnd"/>
+      <w:r>
+        <w:t>(</w:t>
+      </w:r>
+      <w:r>
+        <w:rPr>
+          <w:lang w:val="en-US"/>
+        </w:rPr>
+        <w:t>query</w:t>
+      </w:r>
+      <w:r>
+        <w:t>)</w:t>
+      </w:r>
+    </w:p>
+    <w:p>
+      <w:r>
+        <w:t xml:space="preserve">Выполняет </w:t>
+      </w:r>
+      <w:r>
+        <w:rPr>
+          <w:lang w:val="en-US"/>
+        </w:rPr>
+        <w:t>SQL</w:t>
+      </w:r>
+      <w:r>
+        <w:t>-</w:t>
+      </w:r>
+      <w:r>
+        <w:t>запрос, переданный в качестве строки</w:t>
+      </w:r>
+    </w:p>
+    <w:p>
+      <w:r>
+        <w:t>Для вставки данных необходимо получить экземпляр БД для записи и вставить значения</w:t>
+      </w:r>
+    </w:p>
+    <w:p>
+      <w:pPr>
+        <w:rPr>
+          <w:lang w:val="en-US"/>
+        </w:rPr>
+      </w:pPr>
+      <w:proofErr w:type="spellStart"/>
+      <w:r>
+        <w:rPr>
+          <w:lang w:val="en-US"/>
+        </w:rPr>
+        <w:t>val</w:t>
+      </w:r>
+      <w:proofErr w:type="spellEnd"/>
+      <w:r>
+        <w:rPr>
+          <w:lang w:val="en-US"/>
+        </w:rPr>
+        <w:t xml:space="preserve"> </w:t>
+      </w:r>
+      <w:proofErr w:type="spellStart"/>
+      <w:r>
+        <w:rPr>
+          <w:lang w:val="en-US"/>
+        </w:rPr>
+        <w:t>db</w:t>
+      </w:r>
+      <w:proofErr w:type="spellEnd"/>
+      <w:r>
+        <w:rPr>
+          <w:lang w:val="en-US"/>
+        </w:rPr>
+        <w:t xml:space="preserve"> = </w:t>
+      </w:r>
+      <w:proofErr w:type="spellStart"/>
+      <w:r>
+        <w:rPr>
+          <w:lang w:val="en-US"/>
+        </w:rPr>
+        <w:t>writableDatabase</w:t>
+      </w:r>
+      <w:proofErr w:type="spellEnd"/>
+    </w:p>
+    <w:p>
+      <w:pPr>
+        <w:rPr>
+          <w:lang w:val="en-US"/>
+        </w:rPr>
+      </w:pPr>
+      <w:proofErr w:type="spellStart"/>
+      <w:r>
+        <w:rPr>
+          <w:lang w:val="en-US"/>
+        </w:rPr>
+        <w:t>val</w:t>
+      </w:r>
+      <w:proofErr w:type="spellEnd"/>
+      <w:r>
+        <w:rPr>
+          <w:lang w:val="en-US"/>
+        </w:rPr>
+        <w:t xml:space="preserve"> values = </w:t>
+      </w:r>
+      <w:proofErr w:type="spellStart"/>
+      <w:proofErr w:type="gramStart"/>
+      <w:r>
+        <w:rPr>
+          <w:lang w:val="en-US"/>
+        </w:rPr>
+        <w:t>ContentValues</w:t>
+      </w:r>
+      <w:proofErr w:type="spellEnd"/>
+      <w:r>
+        <w:rPr>
+          <w:lang w:val="en-US"/>
+        </w:rPr>
+        <w:t>(</w:t>
+      </w:r>
+      <w:proofErr w:type="gramEnd"/>
+      <w:r>
+        <w:rPr>
+          <w:lang w:val="en-US"/>
+        </w:rPr>
+        <w:t>)</w:t>
+      </w:r>
+    </w:p>
+    <w:p>
+      <w:pPr>
+        <w:rPr>
+          <w:lang w:val="en-US"/>
+        </w:rPr>
+      </w:pPr>
+      <w:proofErr w:type="spellStart"/>
+      <w:r>
+        <w:rPr>
+          <w:lang w:val="en-US"/>
+        </w:rPr>
+        <w:t>values.put</w:t>
+      </w:r>
+      <w:proofErr w:type="spellEnd"/>
+      <w:r>
+        <w:rPr>
+          <w:lang w:val="en-US"/>
+        </w:rPr>
+        <w:t>(</w:t>
+      </w:r>
+      <w:proofErr w:type="spellStart"/>
+      <w:r>
+        <w:rPr>
+          <w:lang w:val="en-US"/>
+        </w:rPr>
+        <w:t>COLUMB_</w:t>
+      </w:r>
+      <w:proofErr w:type="gramStart"/>
+      <w:r>
+        <w:rPr>
+          <w:lang w:val="en-US"/>
+        </w:rPr>
+        <w:t>NAME</w:t>
+      </w:r>
+      <w:r>
+        <w:rPr>
+          <w:lang w:val="en-US"/>
+        </w:rPr>
+        <w:t>,</w:t>
+      </w:r>
+      <w:r>
+        <w:rPr>
+          <w:lang w:val="en-US"/>
+        </w:rPr>
+        <w:t>value</w:t>
+      </w:r>
+      <w:proofErr w:type="spellEnd"/>
+      <w:proofErr w:type="gramEnd"/>
+      <w:r>
+        <w:rPr>
+          <w:lang w:val="en-US"/>
+        </w:rPr>
+        <w:t>)</w:t>
+      </w:r>
+    </w:p>
+    <w:p>
+      <w:pPr>
+        <w:rPr>
+          <w:lang w:val="en-US"/>
+        </w:rPr>
+      </w:pPr>
+      <w:proofErr w:type="spellStart"/>
+      <w:proofErr w:type="gramStart"/>
+      <w:r>
+        <w:rPr>
+          <w:lang w:val="en-US"/>
+        </w:rPr>
+        <w:t>db.insert</w:t>
+      </w:r>
+      <w:proofErr w:type="spellEnd"/>
+      <w:proofErr w:type="gramEnd"/>
+      <w:r>
+        <w:rPr>
+          <w:lang w:val="en-US"/>
+        </w:rPr>
+        <w:t>(TABLE, null, values)</w:t>
+      </w:r>
+    </w:p>
+    <w:p>
+      <w:pPr>
+        <w:rPr>
+          <w:lang w:val="en-US"/>
+        </w:rPr>
+      </w:pPr>
+      <w:proofErr w:type="spellStart"/>
+      <w:proofErr w:type="gramStart"/>
+      <w:r>
+        <w:rPr>
+          <w:lang w:val="en-US"/>
+        </w:rPr>
+        <w:t>db.close</w:t>
+      </w:r>
+      <w:proofErr w:type="spellEnd"/>
+      <w:proofErr w:type="gramEnd"/>
+      <w:r>
+        <w:rPr>
+          <w:lang w:val="en-US"/>
+        </w:rPr>
+        <w:t>()</w:t>
+      </w:r>
+    </w:p>
+    <w:p>
+      <w:r>
+        <w:t xml:space="preserve">Для получения данных из БД необходимо получить объект базы на </w:t>
+      </w:r>
+      <w:proofErr w:type="gramStart"/>
+      <w:r>
+        <w:t xml:space="preserve">чтение  </w:t>
+      </w:r>
+      <w:proofErr w:type="spellStart"/>
+      <w:r>
+        <w:t>val</w:t>
+      </w:r>
+      <w:proofErr w:type="spellEnd"/>
+      <w:proofErr w:type="gramEnd"/>
+      <w:r>
+        <w:t xml:space="preserve"> </w:t>
+      </w:r>
+      <w:proofErr w:type="spellStart"/>
+      <w:r>
+        <w:t>db</w:t>
+      </w:r>
+      <w:proofErr w:type="spellEnd"/>
+      <w:r>
+        <w:t xml:space="preserve"> = </w:t>
+      </w:r>
+      <w:proofErr w:type="spellStart"/>
+      <w:r>
+        <w:t>readableDatabase</w:t>
+      </w:r>
+      <w:proofErr w:type="spellEnd"/>
+      <w:r>
+        <w:t xml:space="preserve">, после чего выполнить запрос к нему при помощи </w:t>
+      </w:r>
+      <w:r>
+        <w:rPr>
+          <w:lang w:val="en-US"/>
+        </w:rPr>
+        <w:t>query</w:t>
+      </w:r>
+      <w:r>
+        <w:t xml:space="preserve">(…) </w:t>
+      </w:r>
+      <w:r>
+        <w:t>или</w:t>
+      </w:r>
+      <w:r>
+        <w:t xml:space="preserve"> </w:t>
+      </w:r>
+      <w:proofErr w:type="spellStart"/>
+      <w:r>
+        <w:rPr>
+          <w:lang w:val="en-US"/>
+        </w:rPr>
+        <w:t>rawQuery</w:t>
+      </w:r>
+      <w:proofErr w:type="spellEnd"/>
+      <w:r>
+        <w:t xml:space="preserve">(…), </w:t>
+      </w:r>
+      <w:r>
+        <w:t xml:space="preserve">которые возвращают объект </w:t>
+      </w:r>
+      <w:r>
+        <w:rPr>
+          <w:lang w:val="en-US"/>
+        </w:rPr>
+        <w:t>Cursor</w:t>
+      </w:r>
+      <w:r>
+        <w:t xml:space="preserve">. С помощью </w:t>
+      </w:r>
+      <w:r>
+        <w:rPr>
+          <w:lang w:val="en-US"/>
+        </w:rPr>
+        <w:t>Cursor</w:t>
+      </w:r>
+      <w:r>
+        <w:t xml:space="preserve"> </w:t>
+      </w:r>
+      <w:r>
+        <w:t>необходимо перебрать записи в результате запроса и сохранить их в список.</w:t>
+      </w:r>
+    </w:p>
+    <w:p>
+      <w:pPr>
+        <w:rPr>
+          <w:lang w:val="en-US"/>
+        </w:rPr>
+      </w:pPr>
+      <w:proofErr w:type="spellStart"/>
+      <w:r>
+        <w:rPr>
+          <w:lang w:val="en-US"/>
+        </w:rPr>
+        <w:t>cursor.use</w:t>
+      </w:r>
+      <w:proofErr w:type="spellEnd"/>
+      <w:r>
+        <w:rPr>
+          <w:lang w:val="en-US"/>
+        </w:rPr>
+        <w:t xml:space="preserve"> {</w:t>
+      </w:r>
+    </w:p>
+    <w:p>
+      <w:pPr>
+        <w:rPr>
+          <w:lang w:val="en-US"/>
+        </w:rPr>
+      </w:pPr>
+      <w:r>
+        <w:rPr>
+          <w:lang w:val="en-US"/>
+        </w:rPr>
+        <w:t xml:space="preserve">        </w:t>
+      </w:r>
+      <w:r>
+        <w:rPr>
+          <w:lang w:val="en-US"/>
+        </w:rPr>
+        <w:t>if (</w:t>
+      </w:r>
+      <w:proofErr w:type="spellStart"/>
+      <w:proofErr w:type="gramStart"/>
+      <w:r>
+        <w:rPr>
+          <w:lang w:val="en-US"/>
+        </w:rPr>
+        <w:t>cursor.moveToFirst</w:t>
+      </w:r>
+      <w:proofErr w:type="spellEnd"/>
+      <w:proofErr w:type="gramEnd"/>
+      <w:r>
+        <w:rPr>
+          <w:lang w:val="en-US"/>
+        </w:rPr>
+        <w:t>()){</w:t>
+      </w:r>
+    </w:p>
+    <w:p>
+      <w:pPr>
+        <w:rPr>
+          <w:lang w:val="en-US"/>
+        </w:rPr>
+      </w:pPr>
+      <w:r>
+        <w:rPr>
+          <w:lang w:val="en-US"/>
+        </w:rPr>
+        <w:t xml:space="preserve">    </w:t>
+      </w:r>
       <w:bookmarkStart w:id="0" w:name="_GoBack"/>
       <w:bookmarkEnd w:id="0"/>
-    </w:p>
-    <w:p>
-      <w:r>
-        <w:lastRenderedPageBreak/>
-        <w:t xml:space="preserve">Для привязки данных из </w:t>
-      </w:r>
-      <w:proofErr w:type="spellStart"/>
-      <w:r>
-        <w:rPr>
-          <w:lang w:val="en-US"/>
-        </w:rPr>
-        <w:t>LiveData</w:t>
-      </w:r>
-      <w:proofErr w:type="spellEnd"/>
-      <w:r>
-        <w:t xml:space="preserve"> </w:t>
-      </w:r>
-      <w:r>
-        <w:t>необходимо преобразовать её в состояние</w:t>
-      </w:r>
-    </w:p>
-    <w:p>
-      <w:pPr>
-        <w:rPr>
-          <w:lang w:val="en-US"/>
-        </w:rPr>
-      </w:pPr>
-      <w:proofErr w:type="spellStart"/>
-      <w:r>
-        <w:rPr>
-          <w:lang w:val="en-US"/>
-        </w:rPr>
-        <w:t>val</w:t>
-      </w:r>
-      <w:proofErr w:type="spellEnd"/>
-      <w:r>
-        <w:rPr>
-          <w:lang w:val="en-US"/>
-        </w:rPr>
-        <w:t xml:space="preserve"> players by </w:t>
-      </w:r>
+      <w:r>
+        <w:rPr>
+          <w:lang w:val="en-US"/>
+        </w:rPr>
+        <w:t xml:space="preserve">        do {</w:t>
+      </w:r>
+    </w:p>
+    <w:p>
+      <w:pPr>
+        <w:ind w:firstLine="708"/>
+        <w:rPr>
+          <w:lang w:val="en-US"/>
+        </w:rPr>
+      </w:pPr>
       <w:proofErr w:type="spellStart"/>
       <w:proofErr w:type="gramStart"/>
       <w:r>
         <w:rPr>
           <w:lang w:val="en-US"/>
         </w:rPr>
-        <w:t>vm.playerList.observeAsState</w:t>
-      </w:r>
-      <w:proofErr w:type="spellEnd"/>
+        <w:t>usersArrayList.add</w:t>
+      </w:r>
+      <w:proofErr w:type="spellEnd"/>
+      <w:r>
+        <w:rPr>
+          <w:lang w:val="en-US"/>
+        </w:rPr>
+        <w:t>(</w:t>
+      </w:r>
       <w:proofErr w:type="gramEnd"/>
       <w:r>
         <w:rPr>
           <w:lang w:val="en-US"/>
         </w:rPr>
-        <w:t>(</w:t>
-      </w:r>
-      <w:proofErr w:type="spellStart"/>
-      <w:r>
-        <w:rPr>
-          <w:lang w:val="en-US"/>
-        </w:rPr>
-        <w:t>listOf</w:t>
-      </w:r>
-      <w:proofErr w:type="spellEnd"/>
+        <w:t>User(</w:t>
+      </w:r>
+    </w:p>
+    <w:p>
+      <w:pPr>
+        <w:ind w:firstLine="708"/>
+        <w:rPr>
+          <w:lang w:val="en-US"/>
+        </w:rPr>
+      </w:pPr>
+      <w:proofErr w:type="spellStart"/>
+      <w:proofErr w:type="gramStart"/>
+      <w:r>
+        <w:rPr>
+          <w:lang w:val="en-US"/>
+        </w:rPr>
+        <w:t>cursor.getInt</w:t>
+      </w:r>
+      <w:proofErr w:type="spellEnd"/>
+      <w:proofErr w:type="gramEnd"/>
+      <w:r>
+        <w:rPr>
+          <w:lang w:val="en-US"/>
+        </w:rPr>
+        <w:t>(0),</w:t>
+      </w:r>
+    </w:p>
+    <w:p>
+      <w:pPr>
+        <w:ind w:firstLine="708"/>
+        <w:rPr>
+          <w:lang w:val="en-US"/>
+        </w:rPr>
+      </w:pPr>
+      <w:proofErr w:type="spellStart"/>
+      <w:proofErr w:type="gramStart"/>
+      <w:r>
+        <w:rPr>
+          <w:lang w:val="en-US"/>
+        </w:rPr>
+        <w:t>cursor.getString</w:t>
+      </w:r>
+      <w:proofErr w:type="spellEnd"/>
+      <w:proofErr w:type="gramEnd"/>
+      <w:r>
+        <w:rPr>
+          <w:lang w:val="en-US"/>
+        </w:rPr>
+        <w:t>(1),</w:t>
+      </w:r>
+    </w:p>
+    <w:p>
+      <w:pPr>
+        <w:ind w:firstLine="708"/>
+        <w:rPr>
+          <w:lang w:val="en-US"/>
+        </w:rPr>
+      </w:pPr>
+      <w:proofErr w:type="spellStart"/>
+      <w:proofErr w:type="gramStart"/>
+      <w:r>
+        <w:rPr>
+          <w:lang w:val="en-US"/>
+        </w:rPr>
+        <w:t>cursor.getString</w:t>
+      </w:r>
+      <w:proofErr w:type="spellEnd"/>
+      <w:proofErr w:type="gramEnd"/>
+      <w:r>
+        <w:rPr>
+          <w:lang w:val="en-US"/>
+        </w:rPr>
+        <w:t>(2)</w:t>
+      </w:r>
+    </w:p>
+    <w:p>
+      <w:pPr>
+        <w:rPr>
+          <w:lang w:val="en-US"/>
+        </w:rPr>
+      </w:pPr>
+      <w:r>
+        <w:rPr>
+          <w:lang w:val="en-US"/>
+        </w:rPr>
+        <w:t xml:space="preserve">                ))</w:t>
+      </w:r>
+    </w:p>
+    <w:p>
+      <w:pPr>
+        <w:rPr>
+          <w:lang w:val="en-US"/>
+        </w:rPr>
+      </w:pPr>
+      <w:r>
+        <w:rPr>
+          <w:lang w:val="en-US"/>
+        </w:rPr>
+        <w:t xml:space="preserve">            } while (</w:t>
+      </w:r>
+      <w:proofErr w:type="spellStart"/>
+      <w:proofErr w:type="gramStart"/>
+      <w:r>
+        <w:rPr>
+          <w:lang w:val="en-US"/>
+        </w:rPr>
+        <w:t>cursor.moveToNext</w:t>
+      </w:r>
+      <w:proofErr w:type="spellEnd"/>
+      <w:proofErr w:type="gramEnd"/>
       <w:r>
         <w:rPr>
           <w:lang w:val="en-US"/>
         </w:rPr>
         <w:t>())</w:t>
+      </w:r>
+    </w:p>
+    <w:p>
+      <w:pPr>
+        <w:rPr>
+          <w:lang w:val="en-US"/>
+        </w:rPr>
+      </w:pPr>
+      <w:r>
+        <w:rPr>
+          <w:lang w:val="en-US"/>
+        </w:rPr>
+        <w:t xml:space="preserve">        }</w:t>
+      </w:r>
+    </w:p>
+    <w:p>
+      <w:pPr>
+        <w:rPr>
+          <w:lang w:val="en-US"/>
+        </w:rPr>
+      </w:pPr>
+      <w:r>
+        <w:rPr>
+          <w:lang w:val="en-US"/>
+        </w:rPr>
+        <w:t>}</w:t>
       </w:r>
     </w:p>
     <w:sectPr>
@@ -2228,6 +2935,28 @@
       <w:szCs w:val="32"/>
     </w:rPr>
   </w:style>
+  <w:style w:type="paragraph" w:styleId="2">
+    <w:name w:val="heading 2"/>
+    <w:basedOn w:val="a"/>
+    <w:next w:val="a"/>
+    <w:link w:val="20"/>
+    <w:uiPriority w:val="9"/>
+    <w:unhideWhenUsed/>
+    <w:qFormat/>
+    <w:rsid w:val="0051518D"/>
+    <w:pPr>
+      <w:keepNext/>
+      <w:keepLines/>
+      <w:spacing w:before="40" w:after="0"/>
+      <w:outlineLvl w:val="1"/>
+    </w:pPr>
+    <w:rPr>
+      <w:rFonts w:asciiTheme="majorHAnsi" w:eastAsiaTheme="majorEastAsia" w:hAnsiTheme="majorHAnsi" w:cstheme="majorBidi"/>
+      <w:color w:val="2E74B5" w:themeColor="accent1" w:themeShade="BF"/>
+      <w:sz w:val="26"/>
+      <w:szCs w:val="26"/>
+    </w:rPr>
+  </w:style>
   <w:style w:type="character" w:default="1" w:styleId="a0">
     <w:name w:val="Default Paragraph Font"/>
     <w:uiPriority w:val="1"/>
@@ -2279,6 +3008,19 @@
       <w:rFonts w:ascii="Courier New" w:eastAsia="Times New Roman" w:hAnsi="Courier New" w:cs="Courier New"/>
       <w:sz w:val="20"/>
       <w:szCs w:val="20"/>
+    </w:rPr>
+  </w:style>
+  <w:style w:type="character" w:customStyle="1" w:styleId="20">
+    <w:name w:val="Заголовок 2 Знак"/>
+    <w:basedOn w:val="a0"/>
+    <w:link w:val="2"/>
+    <w:uiPriority w:val="9"/>
+    <w:rsid w:val="0051518D"/>
+    <w:rPr>
+      <w:rFonts w:asciiTheme="majorHAnsi" w:eastAsiaTheme="majorEastAsia" w:hAnsiTheme="majorHAnsi" w:cstheme="majorBidi"/>
+      <w:color w:val="2E74B5" w:themeColor="accent1" w:themeShade="BF"/>
+      <w:sz w:val="26"/>
+      <w:szCs w:val="26"/>
     </w:rPr>
   </w:style>
 </w:styles>
